--- a/jmis/submission/3_cover_letter.docx
+++ b/jmis/submission/3_cover_letter.docx
@@ -97,7 +97,7 @@
         <w:pStyle w:val="BodyText"/>
       </w:pPr>
       <w:r>
-        <w:t xml:space="preserve">The analysis plan (hypotheses, estimators, decision rules, exclusions) was fixed in a version-controlled repository before any model answered the main item bank; it was not registered with a third-party platform, and the manuscript says so. A separate stance-free pilot of 48 items informed the token limit and answer parser for three models, and is described in the online appendix. The item bank was audited by an independent program and by two human reviewers on a stratified sample of 100 items. An anonymized replication package with the bank, prompts, raw outputs and code is provided.</w:t>
+        <w:t xml:space="preserve">The analysis plan (hypotheses, estimators, decision rules, exclusions) was fixed in a version-controlled repository before any model answered the main item bank; it was not registered with a third-party platform, and the manuscript says so. A separate stance-free pilot of 48 items informed the token limit and answer parser for three models, and is described in the online appendix. The item bank was audited by an independent program and by two human reviewers on a stratified sample of 100 items. Anonymized supplementary files with the bank, prompts, raw outputs and code are provided.</w:t>
       </w:r>
     </w:p>
     <w:p>
